--- a/기획/공장 맵_방 구조 규칙_초안_0111.docx
+++ b/기획/공장 맵_방 구조 규칙_초안_0111.docx
@@ -115,11 +115,6 @@
       </w:r>
     </w:p>
     <w:p>
-      <w:pPr>
-        <w:rPr>
-          <w:rFonts w:hint="eastAsia"/>
-        </w:rPr>
-      </w:pPr>
       <w:r>
         <w:rPr>
           <w:rFonts w:hint="eastAsia"/>
@@ -264,7 +259,6 @@
           <w:numId w:val="6"/>
         </w:numPr>
         <w:rPr>
-          <w:rFonts w:hint="eastAsia"/>
           <w:b/>
           <w:bCs/>
         </w:rPr>
@@ -276,6 +270,27 @@
           <w:bCs/>
         </w:rPr>
         <w:t>단위 m</w:t>
+      </w:r>
+    </w:p>
+    <w:p>
+      <w:pPr>
+        <w:pStyle w:val="a6"/>
+        <w:numPr>
+          <w:ilvl w:val="0"/>
+          <w:numId w:val="6"/>
+        </w:numPr>
+        <w:rPr>
+          <w:b/>
+          <w:bCs/>
+        </w:rPr>
+      </w:pPr>
+      <w:r>
+        <w:rPr>
+          <w:rFonts w:hint="eastAsia"/>
+          <w:b/>
+          <w:bCs/>
+        </w:rPr>
+        <w:t>종류: 방 모델이 달라짐, 구조: 내부 배치가 달라짐</w:t>
       </w:r>
     </w:p>
     <w:p/>
@@ -582,9 +597,6 @@
       <w:pPr>
         <w:pStyle w:val="a6"/>
         <w:ind w:left="880"/>
-        <w:rPr>
-          <w:rFonts w:hint="eastAsia"/>
-        </w:rPr>
       </w:pPr>
     </w:p>
     <w:tbl>
@@ -658,9 +670,6 @@
               <w:pStyle w:val="a6"/>
               <w:ind w:left="0"/>
               <w:jc w:val="center"/>
-              <w:rPr>
-                <w:rFonts w:hint="eastAsia"/>
-              </w:rPr>
             </w:pPr>
             <w:r>
               <w:rPr>
@@ -701,9 +710,6 @@
               <w:pStyle w:val="a6"/>
               <w:ind w:left="0"/>
               <w:jc w:val="center"/>
-              <w:rPr>
-                <w:rFonts w:hint="eastAsia"/>
-              </w:rPr>
             </w:pPr>
             <w:r>
               <w:rPr>
@@ -1566,13 +1572,7 @@
         <w:jc w:val="center"/>
       </w:pPr>
     </w:p>
-    <w:p>
-      <w:pPr>
-        <w:rPr>
-          <w:rFonts w:hint="eastAsia"/>
-        </w:rPr>
-      </w:pPr>
-    </w:p>
+    <w:p/>
     <w:p>
       <w:pPr>
         <w:pStyle w:val="a6"/>
@@ -1843,9 +1843,6 @@
               <w:pStyle w:val="a6"/>
               <w:ind w:left="0"/>
               <w:jc w:val="center"/>
-              <w:rPr>
-                <w:rFonts w:hint="eastAsia"/>
-              </w:rPr>
             </w:pPr>
             <w:r>
               <w:rPr>
@@ -2044,9 +2041,6 @@
               <w:pStyle w:val="a6"/>
               <w:ind w:left="0"/>
               <w:jc w:val="center"/>
-              <w:rPr>
-                <w:rFonts w:hint="eastAsia"/>
-              </w:rPr>
             </w:pPr>
             <w:r>
               <w:rPr>
@@ -2174,9 +2168,6 @@
               <w:pStyle w:val="a6"/>
               <w:ind w:left="0"/>
               <w:jc w:val="center"/>
-              <w:rPr>
-                <w:rFonts w:hint="eastAsia"/>
-              </w:rPr>
             </w:pPr>
             <w:r>
               <w:rPr>
@@ -2196,9 +2187,6 @@
               <w:pStyle w:val="a6"/>
               <w:ind w:left="0"/>
               <w:jc w:val="center"/>
-              <w:rPr>
-                <w:rFonts w:hint="eastAsia"/>
-              </w:rPr>
             </w:pPr>
             <w:r>
               <w:rPr>
@@ -2811,13 +2799,7 @@
         <w:jc w:val="center"/>
       </w:pPr>
     </w:p>
-    <w:p>
-      <w:pPr>
-        <w:rPr>
-          <w:rFonts w:hint="eastAsia"/>
-        </w:rPr>
-      </w:pPr>
-    </w:p>
+    <w:p/>
     <w:p>
       <w:pPr>
         <w:pStyle w:val="a6"/>
@@ -3090,9 +3072,6 @@
               <w:pStyle w:val="a6"/>
               <w:ind w:left="0"/>
               <w:jc w:val="center"/>
-              <w:rPr>
-                <w:rFonts w:hint="eastAsia"/>
-              </w:rPr>
             </w:pPr>
             <w:r>
               <w:rPr>
@@ -3563,13 +3542,7 @@
         <w:tab/>
       </w:r>
     </w:p>
-    <w:p>
-      <w:pPr>
-        <w:rPr>
-          <w:rFonts w:hint="eastAsia"/>
-        </w:rPr>
-      </w:pPr>
-    </w:p>
+    <w:p/>
     <w:p>
       <w:pPr>
         <w:pStyle w:val="a6"/>
@@ -3697,9 +3670,6 @@
               <w:pStyle w:val="a6"/>
               <w:ind w:left="0"/>
               <w:jc w:val="center"/>
-              <w:rPr>
-                <w:rFonts w:hint="eastAsia"/>
-              </w:rPr>
             </w:pPr>
             <w:r>
               <w:rPr>
@@ -4073,13 +4043,7 @@
         <w:jc w:val="center"/>
       </w:pPr>
     </w:p>
-    <w:p>
-      <w:pPr>
-        <w:rPr>
-          <w:rFonts w:hint="eastAsia"/>
-        </w:rPr>
-      </w:pPr>
-    </w:p>
+    <w:p/>
     <w:p>
       <w:pPr>
         <w:pStyle w:val="a6"/>
@@ -4352,9 +4316,6 @@
               <w:pStyle w:val="a6"/>
               <w:ind w:left="0"/>
               <w:jc w:val="center"/>
-              <w:rPr>
-                <w:rFonts w:hint="eastAsia"/>
-              </w:rPr>
             </w:pPr>
             <w:r>
               <w:rPr>
@@ -4742,9 +4703,6 @@
               <w:pStyle w:val="a6"/>
               <w:ind w:left="0"/>
               <w:jc w:val="center"/>
-              <w:rPr>
-                <w:rFonts w:hint="eastAsia"/>
-              </w:rPr>
             </w:pPr>
             <w:r>
               <w:rPr>
@@ -4764,9 +4722,6 @@
               <w:pStyle w:val="a6"/>
               <w:ind w:left="0"/>
               <w:jc w:val="center"/>
-              <w:rPr>
-                <w:rFonts w:hint="eastAsia"/>
-              </w:rPr>
             </w:pPr>
             <w:r>
               <w:rPr>
@@ -4898,13 +4853,7 @@
         <w:t>열리지 않을 수도 있다.</w:t>
       </w:r>
     </w:p>
-    <w:p>
-      <w:pPr>
-        <w:rPr>
-          <w:rFonts w:hint="eastAsia"/>
-        </w:rPr>
-      </w:pPr>
-    </w:p>
+    <w:p/>
     <w:p>
       <w:pPr>
         <w:pStyle w:val="a6"/>
@@ -4931,7 +4880,7 @@
           <w:b/>
           <w:bCs/>
         </w:rPr>
-        <w:t>구조 1.</w:t>
+        <w:t>종류:</w:t>
       </w:r>
       <w:r>
         <w:rPr>
@@ -4939,7 +4888,7 @@
           <w:b/>
           <w:bCs/>
         </w:rPr>
-        <w:t xml:space="preserve">직사각형, </w:t>
+        <w:t xml:space="preserve"> 1.</w:t>
       </w:r>
       <w:r>
         <w:rPr>
@@ -4947,7 +4896,7 @@
           <w:b/>
           <w:bCs/>
         </w:rPr>
-        <w:t>구조 2.</w:t>
+        <w:t xml:space="preserve">직사각형, </w:t>
       </w:r>
       <w:r>
         <w:rPr>
@@ -4955,7 +4904,7 @@
           <w:b/>
           <w:bCs/>
         </w:rPr>
-        <w:t xml:space="preserve">ㄱ자형, </w:t>
+        <w:t>2.</w:t>
       </w:r>
       <w:r>
         <w:rPr>
@@ -4963,7 +4912,15 @@
           <w:b/>
           <w:bCs/>
         </w:rPr>
-        <w:t>구조 3.</w:t>
+        <w:t xml:space="preserve">ㄱ자형, </w:t>
+      </w:r>
+      <w:r>
+        <w:rPr>
+          <w:rFonts w:hint="eastAsia"/>
+          <w:b/>
+          <w:bCs/>
+        </w:rPr>
+        <w:t>3.</w:t>
       </w:r>
       <w:r>
         <w:rPr>
@@ -4992,7 +4949,15 @@
           <w:b/>
           <w:bCs/>
         </w:rPr>
-        <w:t>구조 1. 직사각형</w:t>
+        <w:t>종류: 1.</w:t>
+      </w:r>
+      <w:r>
+        <w:rPr>
+          <w:rFonts w:hint="eastAsia"/>
+          <w:b/>
+          <w:bCs/>
+        </w:rPr>
+        <w:t>직사각형</w:t>
       </w:r>
     </w:p>
     <w:tbl>
@@ -5073,7 +5038,13 @@
               <w:rPr>
                 <w:rFonts w:hint="eastAsia"/>
               </w:rPr>
-              <w:t>구조 1.</w:t>
+              <w:t>종류</w:t>
+            </w:r>
+            <w:r>
+              <w:rPr>
+                <w:rFonts w:hint="eastAsia"/>
+              </w:rPr>
+              <w:t xml:space="preserve"> 1.</w:t>
             </w:r>
             <w:r>
               <w:rPr>
@@ -5114,9 +5085,6 @@
               <w:pStyle w:val="a6"/>
               <w:ind w:left="0"/>
               <w:jc w:val="center"/>
-              <w:rPr>
-                <w:rFonts w:hint="eastAsia"/>
-              </w:rPr>
             </w:pPr>
             <w:r>
               <w:rPr>
@@ -5477,7 +5445,15 @@
           <w:b/>
           <w:bCs/>
         </w:rPr>
-        <w:t>구조 2. ㄱ자형</w:t>
+        <w:t xml:space="preserve">종류: </w:t>
+      </w:r>
+      <w:r>
+        <w:rPr>
+          <w:rFonts w:hint="eastAsia"/>
+          <w:b/>
+          <w:bCs/>
+        </w:rPr>
+        <w:t>2. ㄱ자형</w:t>
       </w:r>
     </w:p>
     <w:tbl>
@@ -5561,7 +5537,13 @@
               <w:rPr>
                 <w:rFonts w:hint="eastAsia"/>
               </w:rPr>
-              <w:t>구조 2.ㄱ</w:t>
+              <w:t>종류</w:t>
+            </w:r>
+            <w:r>
+              <w:rPr>
+                <w:rFonts w:hint="eastAsia"/>
+              </w:rPr>
+              <w:t xml:space="preserve"> 2.ㄱ</w:t>
             </w:r>
             <w:r>
               <w:rPr>
@@ -5607,19 +5589,7 @@
               <w:rPr>
                 <w:rFonts w:hint="eastAsia"/>
               </w:rPr>
-              <w:t>14*</w:t>
-            </w:r>
-            <w:r>
-              <w:rPr>
-                <w:rFonts w:hint="eastAsia"/>
-              </w:rPr>
-              <w:t>14</w:t>
-            </w:r>
-            <w:r>
-              <w:rPr>
-                <w:rFonts w:hint="eastAsia"/>
-              </w:rPr>
-              <w:t>*5</w:t>
+              <w:t>14*14*5</w:t>
             </w:r>
           </w:p>
         </w:tc>
@@ -5973,7 +5943,15 @@
           <w:b/>
           <w:bCs/>
         </w:rPr>
-        <w:t>구조 3. 계단형</w:t>
+        <w:t>종류</w:t>
+      </w:r>
+      <w:r>
+        <w:rPr>
+          <w:rFonts w:hint="eastAsia"/>
+          <w:b/>
+          <w:bCs/>
+        </w:rPr>
+        <w:t xml:space="preserve"> 3. 계단형</w:t>
       </w:r>
     </w:p>
     <w:tbl>
@@ -6145,7 +6123,13 @@
               <w:rPr>
                 <w:rFonts w:hint="eastAsia"/>
               </w:rPr>
-              <w:t>구조3.</w:t>
+              <w:t xml:space="preserve">종류 </w:t>
+            </w:r>
+            <w:r>
+              <w:rPr>
+                <w:rFonts w:hint="eastAsia"/>
+              </w:rPr>
+              <w:t>3.</w:t>
             </w:r>
             <w:r>
               <w:rPr>
@@ -6187,9 +6171,6 @@
               <w:pStyle w:val="a6"/>
               <w:ind w:left="0"/>
               <w:jc w:val="center"/>
-              <w:rPr>
-                <w:rFonts w:hint="eastAsia"/>
-              </w:rPr>
             </w:pPr>
             <w:r>
               <w:rPr>
@@ -6546,9 +6527,6 @@
               <w:pStyle w:val="a6"/>
               <w:ind w:left="0"/>
               <w:jc w:val="center"/>
-              <w:rPr>
-                <w:rFonts w:hint="eastAsia"/>
-              </w:rPr>
             </w:pPr>
             <w:r>
               <w:rPr>
@@ -6570,9 +6548,6 @@
               <w:pStyle w:val="a6"/>
               <w:ind w:left="0"/>
               <w:jc w:val="center"/>
-              <w:rPr>
-                <w:rFonts w:hint="eastAsia"/>
-              </w:rPr>
             </w:pPr>
             <w:r>
               <w:rPr>
@@ -6592,9 +6567,6 @@
               <w:pStyle w:val="a6"/>
               <w:ind w:left="0"/>
               <w:jc w:val="center"/>
-              <w:rPr>
-                <w:rFonts w:hint="eastAsia"/>
-              </w:rPr>
             </w:pPr>
             <w:r>
               <w:rPr>
@@ -6867,9 +6839,6 @@
               <w:pStyle w:val="a6"/>
               <w:ind w:left="0"/>
               <w:jc w:val="center"/>
-              <w:rPr>
-                <w:rFonts w:hint="eastAsia"/>
-              </w:rPr>
             </w:pPr>
             <w:r>
               <w:rPr>
@@ -7387,7 +7356,7 @@
                 </mc:Choice>
                 <mc:Fallback>
                   <w:pict>
-                    <v:rect w14:anchorId="7C45E054" id="직사각형 1" o:spid="_x0000_s1026" style="position:absolute;margin-left:156.3pt;margin-top:33.1pt;width:108.75pt;height:73.5pt;z-index:251664384;visibility:visible;mso-wrap-style:square;mso-width-percent:0;mso-height-percent:0;mso-wrap-distance-left:9pt;mso-wrap-distance-top:0;mso-wrap-distance-right:9pt;mso-wrap-distance-bottom:0;mso-position-horizontal:absolute;mso-position-horizontal-relative:text;mso-position-vertical:absolute;mso-position-vertical-relative:text;mso-width-percent:0;mso-height-percent:0;mso-width-relative:margin;mso-height-relative:margin;v-text-anchor:middle" o:gfxdata="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" filled="f" strokecolor="#e00" strokeweight="2.25pt"/>
+                    <v:rect w14:anchorId="71CF1000" id="직사각형 1" o:spid="_x0000_s1026" style="position:absolute;margin-left:156.3pt;margin-top:33.1pt;width:108.75pt;height:73.5pt;z-index:251664384;visibility:visible;mso-wrap-style:square;mso-width-percent:0;mso-height-percent:0;mso-wrap-distance-left:9pt;mso-wrap-distance-top:0;mso-wrap-distance-right:9pt;mso-wrap-distance-bottom:0;mso-position-horizontal:absolute;mso-position-horizontal-relative:text;mso-position-vertical:absolute;mso-position-vertical-relative:text;mso-width-percent:0;mso-height-percent:0;mso-width-relative:margin;mso-height-relative:margin;v-text-anchor:middle" o:gfxdata="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" filled="f" strokecolor="#e00" strokeweight="2.25pt"/>
                   </w:pict>
                 </mc:Fallback>
               </mc:AlternateContent>
@@ -7455,11 +7424,11 @@
           <w:p>
             <w:pPr>
               <w:jc w:val="center"/>
-              <w:rPr>
-                <w:rFonts w:hint="eastAsia"/>
-              </w:rPr>
-            </w:pPr>
-            <w:r>
+            </w:pPr>
+            <w:r>
+              <w:rPr>
+                <w:noProof/>
+              </w:rPr>
               <w:drawing>
                 <wp:inline distT="0" distB="0" distL="0" distR="0" wp14:anchorId="79586497" wp14:editId="5FAE4102">
                   <wp:extent cx="1440000" cy="786326"/>
@@ -7538,9 +7507,6 @@
               <w:pStyle w:val="a6"/>
               <w:ind w:left="0"/>
               <w:jc w:val="center"/>
-              <w:rPr>
-                <w:rFonts w:hint="eastAsia"/>
-              </w:rPr>
             </w:pPr>
             <w:r>
               <w:rPr>
@@ -7753,9 +7719,6 @@
               <w:pStyle w:val="a6"/>
               <w:ind w:left="0"/>
               <w:jc w:val="center"/>
-              <w:rPr>
-                <w:rFonts w:hint="eastAsia"/>
-              </w:rPr>
             </w:pPr>
             <w:r>
               <w:rPr>
@@ -7862,9 +7825,6 @@
               <w:pStyle w:val="a6"/>
               <w:ind w:left="0"/>
               <w:jc w:val="center"/>
-              <w:rPr>
-                <w:rFonts w:hint="eastAsia"/>
-              </w:rPr>
             </w:pPr>
             <w:r>
               <w:rPr>
@@ -8021,7 +7981,7 @@
                 </mc:Choice>
                 <mc:Fallback>
                   <w:pict>
-                    <v:rect w14:anchorId="65A72EE8" id="직사각형 1" o:spid="_x0000_s1026" style="position:absolute;margin-left:119.25pt;margin-top:25.05pt;width:105.9pt;height:113.7pt;z-index:251666432;visibility:visible;mso-wrap-style:square;mso-width-percent:0;mso-height-percent:0;mso-wrap-distance-left:9pt;mso-wrap-distance-top:0;mso-wrap-distance-right:9pt;mso-wrap-distance-bottom:0;mso-position-horizontal:absolute;mso-position-horizontal-relative:text;mso-position-vertical:absolute;mso-position-vertical-relative:text;mso-width-percent:0;mso-height-percent:0;mso-width-relative:margin;mso-height-relative:margin;v-text-anchor:middle" o:gfxdata="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" filled="f" strokecolor="#e00" strokeweight="2.25pt"/>
+                    <v:rect w14:anchorId="5FAE278B" id="직사각형 1" o:spid="_x0000_s1026" style="position:absolute;margin-left:119.25pt;margin-top:25.05pt;width:105.9pt;height:113.7pt;z-index:251666432;visibility:visible;mso-wrap-style:square;mso-width-percent:0;mso-height-percent:0;mso-wrap-distance-left:9pt;mso-wrap-distance-top:0;mso-wrap-distance-right:9pt;mso-wrap-distance-bottom:0;mso-position-horizontal:absolute;mso-position-horizontal-relative:text;mso-position-vertical:absolute;mso-position-vertical-relative:text;mso-width-percent:0;mso-height-percent:0;mso-width-relative:margin;mso-height-relative:margin;v-text-anchor:middle" o:gfxdata="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" filled="f" strokecolor="#e00" strokeweight="2.25pt"/>
                   </w:pict>
                 </mc:Fallback>
               </mc:AlternateContent>
@@ -8089,11 +8049,11 @@
           <w:p>
             <w:pPr>
               <w:jc w:val="center"/>
-              <w:rPr>
-                <w:rFonts w:hint="eastAsia"/>
-              </w:rPr>
-            </w:pPr>
-            <w:r>
+            </w:pPr>
+            <w:r>
+              <w:rPr>
+                <w:noProof/>
+              </w:rPr>
               <w:lastRenderedPageBreak/>
               <w:drawing>
                 <wp:inline distT="0" distB="0" distL="0" distR="0" wp14:anchorId="4AE45A3F" wp14:editId="702E5BB1">
@@ -8165,9 +8125,6 @@
               <w:pStyle w:val="a6"/>
               <w:ind w:left="0"/>
               <w:jc w:val="center"/>
-              <w:rPr>
-                <w:rFonts w:hint="eastAsia"/>
-              </w:rPr>
             </w:pPr>
             <w:r>
               <w:rPr>
@@ -8365,9 +8322,6 @@
               <w:pStyle w:val="a6"/>
               <w:ind w:left="0"/>
               <w:jc w:val="center"/>
-              <w:rPr>
-                <w:rFonts w:hint="eastAsia"/>
-              </w:rPr>
             </w:pPr>
             <w:r>
               <w:rPr>
@@ -8386,9 +8340,6 @@
               <w:pStyle w:val="a6"/>
               <w:ind w:left="0"/>
               <w:jc w:val="center"/>
-              <w:rPr>
-                <w:rFonts w:hint="eastAsia"/>
-              </w:rPr>
             </w:pPr>
             <w:r>
               <w:rPr>
@@ -8407,9 +8358,6 @@
               <w:pStyle w:val="a6"/>
               <w:ind w:left="0"/>
               <w:jc w:val="center"/>
-              <w:rPr>
-                <w:rFonts w:hint="eastAsia"/>
-              </w:rPr>
             </w:pPr>
             <w:r>
               <w:rPr>
@@ -8449,9 +8397,6 @@
               <w:pStyle w:val="a6"/>
               <w:ind w:left="0"/>
               <w:jc w:val="center"/>
-              <w:rPr>
-                <w:rFonts w:hint="eastAsia"/>
-              </w:rPr>
             </w:pPr>
             <w:r>
               <w:rPr>
@@ -8470,9 +8415,6 @@
               <w:pStyle w:val="a6"/>
               <w:ind w:left="0"/>
               <w:jc w:val="center"/>
-              <w:rPr>
-                <w:rFonts w:hint="eastAsia"/>
-              </w:rPr>
             </w:pPr>
             <w:r>
               <w:rPr>
@@ -8491,9 +8433,6 @@
               <w:pStyle w:val="a6"/>
               <w:ind w:left="0"/>
               <w:jc w:val="center"/>
-              <w:rPr>
-                <w:rFonts w:hint="eastAsia"/>
-              </w:rPr>
             </w:pPr>
             <w:r>
               <w:rPr>
@@ -8534,9 +8473,6 @@
               <w:pStyle w:val="a6"/>
               <w:ind w:left="0"/>
               <w:jc w:val="center"/>
-              <w:rPr>
-                <w:rFonts w:hint="eastAsia"/>
-              </w:rPr>
             </w:pPr>
             <w:r>
               <w:rPr>
@@ -9066,9 +9002,6 @@
               <w:pStyle w:val="a6"/>
               <w:ind w:left="0"/>
               <w:jc w:val="center"/>
-              <w:rPr>
-                <w:rFonts w:hint="eastAsia"/>
-              </w:rPr>
             </w:pPr>
             <w:r>
               <w:rPr>
@@ -9123,7 +9056,7 @@
           <w:noProof/>
         </w:rPr>
         <w:drawing>
-          <wp:inline distT="0" distB="0" distL="0" distR="0" wp14:anchorId="2852ACC6" wp14:editId="79994016">
+          <wp:inline distT="0" distB="0" distL="0" distR="0" wp14:anchorId="2852ACC6" wp14:editId="1FEF46D8">
             <wp:extent cx="5438775" cy="3478530"/>
             <wp:effectExtent l="0" t="0" r="9525" b="7620"/>
             <wp:docPr id="2025796878" name="그림 3" descr="교통, 야외, 텍스트이(가) 표시된 사진&#10;&#10;AI 생성 콘텐츠는 정확하지 않을 수 있습니다."/>
